--- a/patent-package/final/utility/editable/FILING-INSTRUCTIONS.docx
+++ b/patent-package/final/utility/editable/FILING-INSTRUCTIONS.docx
@@ -344,7 +344,7 @@
                 <w:sz w:val="20"/>
                 <w:szCs w:val="20"/>
               </w:rPr>
-              <w:t xml:space="preserve">Claims 1 to 29 (independent claims 1, 11, 17, 22, 28 and 29), followed by Appendix A (candidate additional claims, not filed) and Appendix B (practitioner notes with the reduction-to-practice status of each claim, not filed)</w:t>
+              <w:t xml:space="preserve">Claims 1 to 20 (independent claims 1, 9, 14 and 19), followed by Appendix A (candidate additional claims, not filed) and Appendix B (practitioner notes with the reduction-to-practice status of each claim, not filed)</w:t>
             </w:r>
           </w:p>
         </w:tc>
@@ -374,7 +374,7 @@
                 <w:sz w:val="20"/>
                 <w:szCs w:val="20"/>
               </w:rPr>
-              <w:t xml:space="preserve">Claims 1 to 29 yes; the appendices no</w:t>
+              <w:t xml:space="preserve">Claims 1 to 20 yes; the appendices no</w:t>
             </w:r>
           </w:p>
         </w:tc>
@@ -534,7 +534,7 @@
                 <w:sz w:val="20"/>
                 <w:szCs w:val="20"/>
               </w:rPr>
-              <w:t xml:space="preserve">Specification, claims 1 to 29 and abstract in one DOCX in filing order, without the appendices. This is the file to upload.</w:t>
+              <w:t xml:space="preserve">Specification, claims 1 to 20 and abstract in one DOCX in filing order, without the appendices. This is the file to upload.</w:t>
             </w:r>
           </w:p>
         </w:tc>
@@ -1210,7 +1210,7 @@
           <w:sz w:val="24"/>
           <w:szCs w:val="24"/>
         </w:rPr>
-        <w:t xml:space="preserve">Decide the claim-count question: file the 29 claims as built (1,440 USD of excess-claim fees as recorded; fee-worksheet.md sections 1 and 4), trim to 20 claims and 3 independent claims to avoid those fees (fee-worksheet.md section 4 names the candidates), or add Appendix A candidate claims (further fees and a probable restriction requirement; fee-worksheet.md section 5). This package is built for 29 claims with 6 independent claims; if the set is trimmed, rebuild the packages so that every count below is regenerated.</w:t>
+        <w:t xml:space="preserve">Decide the claim-count question: file the 20 claims as built (one excess-independent-claim fee of 240 USD for the fourth independent claim, claim 19; fee-worksheet.md sections 1 and 4), drop claim 19 and its dependent claim 20 to reach 18 claims and 3 independent claims at zero excess-claim fees (fee-worksheet.md section 4), or add Appendix A candidate claims (further fees and a probable restriction requirement; fee-worksheet.md section 5). This package is built for 20 claims with 4 independent claims; if the set is changed, rebuild the packages so that every count below is regenerated.</w:t>
       </w:r>
     </w:p>
     <w:p>
@@ -2626,7 +2626,7 @@
           <w:sz w:val="24"/>
           <w:szCs w:val="24"/>
         </w:rPr>
-        <w:t xml:space="preserve">DOCX versus PDF. The USPTO charges a non-DOCX surcharge (37 CFR 1.16(u); 172 USD small entity as recorded, verify current USPTO fee schedule at filing) when the specification, claims or abstract of a nonprovisional application are filed in a format other than DOCX. Upload the application body as DOCX to avoid it. Patent Center validates the DOCX, converts it, and shows the result; review the rendered pages before submitting, in particular the claim numbers 1 to 29, the paragraph numbers [0001] to [0112] and the figure references FIG. 1 to FIG. 13. If Patent Center flags a formatting warning, read it; warnings about fonts or tables are informational, errors must be corrected in Word and the file re-uploaded. After filing, download the USPTO-rendered PDF of the application from Patent Center and keep it with the DOCX. The drawings, declaration and IDS are filed as PDF; no surcharge applies to them.</w:t>
+        <w:t xml:space="preserve">DOCX versus PDF. The USPTO charges a non-DOCX surcharge (37 CFR 1.16(u); 172 USD small entity as recorded, verify current USPTO fee schedule at filing) when the specification, claims or abstract of a nonprovisional application are filed in a format other than DOCX. Upload the application body as DOCX to avoid it. Patent Center validates the DOCX, converts it, and shows the result; review the rendered pages before submitting, in particular the claim numbers 1 to 20, the paragraph numbers [0001] to [0112] and the figure references FIG. 1 to FIG. 13. If Patent Center flags a formatting warning, read it; warnings about fonts or tables are informational, errors must be corrected in Word and the file re-uploaded. After filing, download the USPTO-rendered PDF of the application from Patent Center and keep it with the DOCX. The drawings, declaration and IDS are filed as PDF; no surcharge applies to them.</w:t>
       </w:r>
     </w:p>
     <w:p>
@@ -2744,7 +2744,7 @@
           <w:sz w:val="24"/>
           <w:szCs w:val="24"/>
         </w:rPr>
-        <w:t xml:space="preserve">Fees: select entity status "Small". Check the fee lines against fee-worksheet.md: basic filing fee (electronic, small entity) 70, search fee 308, examination fee 352, claims in excess of 20 at 80 each for 9 claims (720), independent claims in excess of 3 at 240 each for 3 claims (720), total 2,170 (as recorded; verify current USPTO fee schedule at filing). The two excess-claim lines must show exactly 9 and 3, and there must be no non-DOCX surcharge line. If the lines differ, go back and fix the cause before paying.</w:t>
+        <w:t xml:space="preserve">Fees: select entity status "Small". Check the fee lines against fee-worksheet.md: basic filing fee (electronic, small entity) 70, search fee 308, examination fee 352, no claims-over-20 fee (20 claims filed), independent claims in excess of 3 at 240 each for 1 claim (240), total 970 (as recorded; verify current USPTO fee schedule at filing). The independent-excess line must show exactly 1, and there must be no claims-over-20 line and no non-DOCX surcharge line. If the lines differ, go back and fix the cause before paying.</w:t>
       </w:r>
     </w:p>
     <w:p>
@@ -2862,7 +2862,7 @@
           <w:sz w:val="24"/>
           <w:szCs w:val="24"/>
         </w:rPr>
-        <w:t xml:space="preserve">Filing Receipt. The USPTO issues the official Filing Receipt some weeks after submission; it appears in Patent Center and is sent to the correspondence address. Check it line by line against the EAR and the ADS: inventor name, title, application number, confirmation number, filing date, entity status (should read small), total claims 29, independent claims 6, drawing sheets 13. Request correction in Patent Center if anything is wrong; errors in the Filing Receipt are corrected without fee when the USPTO made them.</w:t>
+        <w:t xml:space="preserve">Filing Receipt. The USPTO issues the official Filing Receipt some weeks after submission; it appears in Patent Center and is sent to the correspondence address. Check it line by line against the EAR and the ADS: inventor name, title, application number, confirmation number, filing date, entity status (should read small), total claims 20, independent claims 4, drawing sheets 13. Request correction in Patent Center if anything is wrong; errors in the Filing Receipt are corrected without fee when the USPTO made them.</w:t>
       </w:r>
     </w:p>
     <w:p>
@@ -4406,7 +4406,7 @@
                 <w:sz w:val="20"/>
                 <w:szCs w:val="20"/>
               </w:rPr>
-              <w:t xml:space="preserve">Entity status small; fee total matches fee-worksheet.md; excess-claim lines show 9 claims and 3 independent claims; no non-DOCX line</w:t>
+              <w:t xml:space="preserve">Entity status small; fee total matches fee-worksheet.md; no claims-over-20 line, independent-excess line shows 1 claim; no non-DOCX line</w:t>
             </w:r>
           </w:p>
         </w:tc>
